--- a/dist/neuralmind-word-documents/assets/template.docx
+++ b/dist/neuralmind-word-documents/assets/template.docx
@@ -45,8 +45,8 @@
             <w:r>
               <w:drawing>
                 <wp:inline xmlns:a="http://schemas.openxmlformats.org/drawingml/2006/main" xmlns:pic="http://schemas.openxmlformats.org/drawingml/2006/picture">
-                  <wp:extent cx="2148840" cy="577322"/>
-                  <wp:docPr id="1" name="Picture 1" descr="Logotipo NeuralMind.AI" title="Logotipo NeuralMind.AI"/>
+                  <wp:extent cx="2148840" cy="461597"/>
+                  <wp:docPr id="1" name="Picture 1" descr="Logotipo NeuralMind.ai" title="Logotipo NeuralMind.ai"/>
                   <wp:cNvGraphicFramePr>
                     <a:graphicFrameLocks noChangeAspect="1"/>
                   </wp:cNvGraphicFramePr>
@@ -54,7 +54,7 @@
                     <a:graphicData uri="http://schemas.openxmlformats.org/drawingml/2006/picture">
                       <pic:pic>
                         <pic:nvPicPr>
-                          <pic:cNvPr id="0" name="neuralmind-legacy-white.png"/>
+                          <pic:cNvPr id="0" name="neuralmind-ai-white.png"/>
                           <pic:cNvPicPr/>
                         </pic:nvPicPr>
                         <pic:blipFill>
@@ -66,7 +66,7 @@
                         <pic:spPr>
                           <a:xfrm>
                             <a:off x="0" y="0"/>
-                            <a:ext cx="2148840" cy="577322"/>
+                            <a:ext cx="2148840" cy="461597"/>
                           </a:xfrm>
                           <a:prstGeom prst="rect"/>
                         </pic:spPr>
@@ -84,7 +84,7 @@
             </w:pPr>
             <w:r>
               <w:rPr>
-                <w:rFonts w:ascii="Arial" w:hAnsi="Arial" w:eastAsia="Arial"/>
+                <w:rFonts w:ascii="Outfit" w:hAnsi="Outfit" w:eastAsia="Outfit"/>
                 <w:b/>
                 <w:color w:val="9381FF"/>
               </w:rPr>
@@ -97,7 +97,7 @@
             </w:pPr>
             <w:r>
               <w:rPr>
-                <w:rFonts w:ascii="Arial" w:hAnsi="Arial" w:eastAsia="Arial"/>
+                <w:rFonts w:ascii="Outfit" w:hAnsi="Outfit" w:eastAsia="Outfit"/>
                 <w:b/>
                 <w:color w:val="FFFFFC"/>
                 <w:sz w:val="56"/>
@@ -111,7 +111,7 @@
             </w:pPr>
             <w:r>
               <w:rPr>
-                <w:rFonts w:ascii="Arial" w:hAnsi="Arial" w:eastAsia="Arial"/>
+                <w:rFonts w:ascii="Outfit" w:hAnsi="Outfit" w:eastAsia="Outfit"/>
                 <w:color w:val="FFFFFC"/>
                 <w:sz w:val="25"/>
               </w:rPr>
@@ -131,7 +131,7 @@
             </w:pPr>
             <w:r>
               <w:rPr>
-                <w:rFonts w:ascii="Arial" w:hAnsi="Arial" w:eastAsia="Arial"/>
+                <w:rFonts w:ascii="Outfit" w:hAnsi="Outfit" w:eastAsia="Outfit"/>
                 <w:b/>
                 <w:color w:val="9381FF"/>
               </w:rPr>
@@ -144,7 +144,7 @@
             </w:pPr>
             <w:r>
               <w:rPr>
-                <w:rFonts w:ascii="Arial" w:hAnsi="Arial" w:eastAsia="Arial"/>
+                <w:rFonts w:ascii="Outfit" w:hAnsi="Outfit" w:eastAsia="Outfit"/>
                 <w:color w:val="FFFFFC"/>
                 <w:sz w:val="21"/>
               </w:rPr>
@@ -158,7 +158,7 @@
             </w:pPr>
             <w:r>
               <w:rPr>
-                <w:rFonts w:ascii="Arial" w:hAnsi="Arial" w:eastAsia="Arial"/>
+                <w:rFonts w:ascii="Outfit" w:hAnsi="Outfit" w:eastAsia="Outfit"/>
                 <w:b/>
                 <w:color w:val="9381FF"/>
               </w:rPr>
@@ -171,7 +171,7 @@
             </w:pPr>
             <w:r>
               <w:rPr>
-                <w:rFonts w:ascii="Arial" w:hAnsi="Arial" w:eastAsia="Arial"/>
+                <w:rFonts w:ascii="Outfit" w:hAnsi="Outfit" w:eastAsia="Outfit"/>
                 <w:color w:val="FFFFFC"/>
                 <w:sz w:val="21"/>
               </w:rPr>
@@ -198,7 +198,7 @@
       </w:pPr>
       <w:r>
         <w:rPr>
-          <w:rFonts w:ascii="Arial" w:hAnsi="Arial" w:eastAsia="Arial"/>
+          <w:rFonts w:ascii="Outfit" w:hAnsi="Outfit" w:eastAsia="Outfit"/>
           <w:i/>
           <w:color w:val="5C5861"/>
           <w:sz w:val="17"/>
@@ -229,7 +229,7 @@
       </w:pPr>
       <w:r>
         <w:rPr>
-          <w:rFonts w:ascii="Arial" w:hAnsi="Arial" w:eastAsia="Arial"/>
+          <w:rFonts w:ascii="Outfit" w:hAnsi="Outfit" w:eastAsia="Outfit"/>
           <w:b/>
           <w:color w:val="9381FF"/>
           <w:sz w:val="16"/>
@@ -239,7 +239,7 @@
       </w:r>
       <w:r>
         <w:rPr>
-          <w:rFonts w:ascii="Arial" w:hAnsi="Arial" w:eastAsia="Arial"/>
+          <w:rFonts w:ascii="Outfit" w:hAnsi="Outfit" w:eastAsia="Outfit"/>
           <w:color w:val="290241"/>
           <w:sz w:val="22"/>
         </w:rPr>
@@ -260,7 +260,7 @@
       </w:pPr>
       <w:r>
         <w:rPr>
-          <w:rFonts w:ascii="Arial" w:hAnsi="Arial" w:eastAsia="Arial"/>
+          <w:rFonts w:ascii="Outfit" w:hAnsi="Outfit" w:eastAsia="Outfit"/>
           <w:color w:val="0F1108"/>
         </w:rPr>
         <w:t>[Explique o cenário com fatos, referências e vocabulário técnico preciso. Dê ao leitor apenas o contexto necessário para compreender a análise.]</w:t>
@@ -272,7 +272,7 @@
       </w:pPr>
       <w:r>
         <w:rPr>
-          <w:rFonts w:ascii="Arial" w:hAnsi="Arial" w:eastAsia="Arial"/>
+          <w:rFonts w:ascii="Outfit" w:hAnsi="Outfit" w:eastAsia="Outfit"/>
           <w:color w:val="0F1108"/>
         </w:rPr>
         <w:t>[Conecte o problema às pessoas, aos processos e às decisões envolvidas. Prefira frases naturais e concretas a fórmulas institucionais genéricas.]</w:t>
@@ -324,7 +324,7 @@
       </w:pPr>
       <w:r>
         <w:rPr>
-          <w:rFonts w:ascii="Arial" w:hAnsi="Arial" w:eastAsia="Arial"/>
+          <w:rFonts w:ascii="Outfit" w:hAnsi="Outfit" w:eastAsia="Outfit"/>
           <w:color w:val="0F1108"/>
         </w:rPr>
         <w:t>[Descreva a execução como uma sequência real. Cada etapa deve indicar uma ação, seu responsável e o resultado esperado.]</w:t>
@@ -426,7 +426,7 @@
             </w:pPr>
             <w:r>
               <w:rPr>
-                <w:rFonts w:ascii="Arial" w:hAnsi="Arial" w:eastAsia="Arial"/>
+                <w:rFonts w:ascii="Outfit" w:hAnsi="Outfit" w:eastAsia="Outfit"/>
                 <w:b/>
                 <w:color w:val="290241"/>
                 <w:sz w:val="17"/>
@@ -453,7 +453,7 @@
             </w:pPr>
             <w:r>
               <w:rPr>
-                <w:rFonts w:ascii="Arial" w:hAnsi="Arial" w:eastAsia="Arial"/>
+                <w:rFonts w:ascii="Outfit" w:hAnsi="Outfit" w:eastAsia="Outfit"/>
                 <w:b/>
                 <w:color w:val="290241"/>
                 <w:sz w:val="17"/>
@@ -480,7 +480,7 @@
             </w:pPr>
             <w:r>
               <w:rPr>
-                <w:rFonts w:ascii="Arial" w:hAnsi="Arial" w:eastAsia="Arial"/>
+                <w:rFonts w:ascii="Outfit" w:hAnsi="Outfit" w:eastAsia="Outfit"/>
                 <w:b/>
                 <w:color w:val="290241"/>
                 <w:sz w:val="17"/>
@@ -507,7 +507,7 @@
             </w:pPr>
             <w:r>
               <w:rPr>
-                <w:rFonts w:ascii="Arial" w:hAnsi="Arial" w:eastAsia="Arial"/>
+                <w:rFonts w:ascii="Outfit" w:hAnsi="Outfit" w:eastAsia="Outfit"/>
                 <w:b/>
                 <w:color w:val="290241"/>
                 <w:sz w:val="17"/>
@@ -535,7 +535,7 @@
             </w:pPr>
             <w:r>
               <w:rPr>
-                <w:rFonts w:ascii="Arial" w:hAnsi="Arial" w:eastAsia="Arial"/>
+                <w:rFonts w:ascii="Outfit" w:hAnsi="Outfit" w:eastAsia="Outfit"/>
                 <w:b/>
                 <w:color w:val="0F1108"/>
                 <w:sz w:val="18"/>
@@ -561,7 +561,7 @@
             </w:pPr>
             <w:r>
               <w:rPr>
-                <w:rFonts w:ascii="Arial" w:hAnsi="Arial" w:eastAsia="Arial"/>
+                <w:rFonts w:ascii="Outfit" w:hAnsi="Outfit" w:eastAsia="Outfit"/>
                 <w:b w:val="0"/>
                 <w:color w:val="0F1108"/>
                 <w:sz w:val="18"/>
@@ -588,7 +588,7 @@
             </w:pPr>
             <w:r>
               <w:rPr>
-                <w:rFonts w:ascii="Arial" w:hAnsi="Arial" w:eastAsia="Arial"/>
+                <w:rFonts w:ascii="Outfit" w:hAnsi="Outfit" w:eastAsia="Outfit"/>
                 <w:b w:val="0"/>
                 <w:color w:val="0F1108"/>
                 <w:sz w:val="18"/>
@@ -615,7 +615,7 @@
             </w:pPr>
             <w:r>
               <w:rPr>
-                <w:rFonts w:ascii="Arial" w:hAnsi="Arial" w:eastAsia="Arial"/>
+                <w:rFonts w:ascii="Outfit" w:hAnsi="Outfit" w:eastAsia="Outfit"/>
                 <w:b w:val="0"/>
                 <w:color w:val="0F1108"/>
                 <w:sz w:val="18"/>
@@ -644,7 +644,7 @@
             </w:pPr>
             <w:r>
               <w:rPr>
-                <w:rFonts w:ascii="Arial" w:hAnsi="Arial" w:eastAsia="Arial"/>
+                <w:rFonts w:ascii="Outfit" w:hAnsi="Outfit" w:eastAsia="Outfit"/>
                 <w:b/>
                 <w:color w:val="0F1108"/>
                 <w:sz w:val="18"/>
@@ -671,7 +671,7 @@
             </w:pPr>
             <w:r>
               <w:rPr>
-                <w:rFonts w:ascii="Arial" w:hAnsi="Arial" w:eastAsia="Arial"/>
+                <w:rFonts w:ascii="Outfit" w:hAnsi="Outfit" w:eastAsia="Outfit"/>
                 <w:b w:val="0"/>
                 <w:color w:val="0F1108"/>
                 <w:sz w:val="18"/>
@@ -699,7 +699,7 @@
             </w:pPr>
             <w:r>
               <w:rPr>
-                <w:rFonts w:ascii="Arial" w:hAnsi="Arial" w:eastAsia="Arial"/>
+                <w:rFonts w:ascii="Outfit" w:hAnsi="Outfit" w:eastAsia="Outfit"/>
                 <w:b w:val="0"/>
                 <w:color w:val="0F1108"/>
                 <w:sz w:val="18"/>
@@ -727,7 +727,7 @@
             </w:pPr>
             <w:r>
               <w:rPr>
-                <w:rFonts w:ascii="Arial" w:hAnsi="Arial" w:eastAsia="Arial"/>
+                <w:rFonts w:ascii="Outfit" w:hAnsi="Outfit" w:eastAsia="Outfit"/>
                 <w:b w:val="0"/>
                 <w:color w:val="0F1108"/>
                 <w:sz w:val="18"/>
@@ -755,7 +755,7 @@
             </w:pPr>
             <w:r>
               <w:rPr>
-                <w:rFonts w:ascii="Arial" w:hAnsi="Arial" w:eastAsia="Arial"/>
+                <w:rFonts w:ascii="Outfit" w:hAnsi="Outfit" w:eastAsia="Outfit"/>
                 <w:b/>
                 <w:color w:val="0F1108"/>
                 <w:sz w:val="18"/>
@@ -781,7 +781,7 @@
             </w:pPr>
             <w:r>
               <w:rPr>
-                <w:rFonts w:ascii="Arial" w:hAnsi="Arial" w:eastAsia="Arial"/>
+                <w:rFonts w:ascii="Outfit" w:hAnsi="Outfit" w:eastAsia="Outfit"/>
                 <w:b w:val="0"/>
                 <w:color w:val="0F1108"/>
                 <w:sz w:val="18"/>
@@ -808,7 +808,7 @@
             </w:pPr>
             <w:r>
               <w:rPr>
-                <w:rFonts w:ascii="Arial" w:hAnsi="Arial" w:eastAsia="Arial"/>
+                <w:rFonts w:ascii="Outfit" w:hAnsi="Outfit" w:eastAsia="Outfit"/>
                 <w:b w:val="0"/>
                 <w:color w:val="0F1108"/>
                 <w:sz w:val="18"/>
@@ -835,7 +835,7 @@
             </w:pPr>
             <w:r>
               <w:rPr>
-                <w:rFonts w:ascii="Arial" w:hAnsi="Arial" w:eastAsia="Arial"/>
+                <w:rFonts w:ascii="Outfit" w:hAnsi="Outfit" w:eastAsia="Outfit"/>
                 <w:b w:val="0"/>
                 <w:color w:val="0F1108"/>
                 <w:sz w:val="18"/>
@@ -876,7 +876,7 @@
       </w:pPr>
       <w:r>
         <w:rPr>
-          <w:rFonts w:ascii="Arial" w:hAnsi="Arial" w:eastAsia="Arial"/>
+          <w:rFonts w:ascii="Outfit" w:hAnsi="Outfit" w:eastAsia="Outfit"/>
           <w:color w:val="0F1108"/>
         </w:rPr>
         <w:t>[Retome a mensagem principal, explicite a decisão esperada e indique o próximo marco. Termine com uma frase direta e acionável.]</w:t>
@@ -939,18 +939,18 @@
     </w:pPr>
     <w:r>
       <w:rPr>
-        <w:rFonts w:ascii="Arial" w:hAnsi="Arial" w:eastAsia="Arial"/>
+        <w:rFonts w:ascii="Outfit" w:hAnsi="Outfit" w:eastAsia="Outfit"/>
         <w:color w:val="5C5861"/>
         <w:sz w:val="17"/>
       </w:rPr>
-      <w:t>neuralmind.ai  |  Documento institucional</w:t>
+      <w:t>NeuralMind.ai  |  Documento institucional</w:t>
     </w:r>
     <w:r>
       <w:tab/>
     </w:r>
     <w:r>
       <w:rPr>
-        <w:rFonts w:ascii="Arial" w:hAnsi="Arial" w:eastAsia="Arial"/>
+        <w:rFonts w:ascii="Outfit" w:hAnsi="Outfit" w:eastAsia="Outfit"/>
         <w:b/>
         <w:color w:val="290241"/>
         <w:sz w:val="17"/>
@@ -959,7 +959,7 @@
     </w:r>
     <w:r>
       <w:rPr>
-        <w:rFonts w:ascii="Arial" w:hAnsi="Arial" w:eastAsia="Arial"/>
+        <w:rFonts w:ascii="Outfit" w:hAnsi="Outfit" w:eastAsia="Outfit"/>
         <w:color w:val="5C5861"/>
         <w:sz w:val="17"/>
       </w:rPr>
@@ -986,18 +986,18 @@
     </w:pPr>
     <w:r>
       <w:rPr>
-        <w:rFonts w:ascii="Arial" w:hAnsi="Arial" w:eastAsia="Arial"/>
+        <w:rFonts w:ascii="Outfit" w:hAnsi="Outfit" w:eastAsia="Outfit"/>
         <w:color w:val="5C5861"/>
         <w:sz w:val="17"/>
       </w:rPr>
-      <w:t>neuralmind.ai  |  Documento institucional</w:t>
+      <w:t>NeuralMind.ai  |  Documento institucional</w:t>
     </w:r>
     <w:r>
       <w:tab/>
     </w:r>
     <w:r>
       <w:rPr>
-        <w:rFonts w:ascii="Arial" w:hAnsi="Arial" w:eastAsia="Arial"/>
+        <w:rFonts w:ascii="Outfit" w:hAnsi="Outfit" w:eastAsia="Outfit"/>
         <w:b/>
         <w:color w:val="290241"/>
         <w:sz w:val="17"/>
@@ -1006,7 +1006,7 @@
     </w:r>
     <w:r>
       <w:rPr>
-        <w:rFonts w:ascii="Arial" w:hAnsi="Arial" w:eastAsia="Arial"/>
+        <w:rFonts w:ascii="Outfit" w:hAnsi="Outfit" w:eastAsia="Outfit"/>
         <w:color w:val="5C5861"/>
         <w:sz w:val="17"/>
       </w:rPr>
@@ -1031,8 +1031,8 @@
     <w:r>
       <w:drawing>
         <wp:inline xmlns:a="http://schemas.openxmlformats.org/drawingml/2006/main" xmlns:pic="http://schemas.openxmlformats.org/drawingml/2006/picture">
-          <wp:extent cx="1417320" cy="380787"/>
-          <wp:docPr id="1" name="Picture 1" descr="Logotipo legado neuralmind.ai" title="Logotipo legado neuralmind.ai"/>
+          <wp:extent cx="1645920" cy="353564"/>
+          <wp:docPr id="1" name="Picture 1"/>
           <wp:cNvGraphicFramePr>
             <a:graphicFrameLocks noChangeAspect="1"/>
           </wp:cNvGraphicFramePr>
@@ -1040,7 +1040,7 @@
             <a:graphicData uri="http://schemas.openxmlformats.org/drawingml/2006/picture">
               <pic:pic>
                 <pic:nvPicPr>
-                  <pic:cNvPr id="0" name="neuralmind-legacy-color.png"/>
+                  <pic:cNvPr id="0" name="neuralmind-ai-purple.png"/>
                   <pic:cNvPicPr/>
                 </pic:nvPicPr>
                 <pic:blipFill>
@@ -1052,7 +1052,7 @@
                 <pic:spPr>
                   <a:xfrm>
                     <a:off x="0" y="0"/>
-                    <a:ext cx="1417320" cy="380787"/>
+                    <a:ext cx="1645920" cy="353564"/>
                   </a:xfrm>
                   <a:prstGeom prst="rect"/>
                 </pic:spPr>
@@ -1077,8 +1077,8 @@
     <w:r>
       <w:drawing>
         <wp:inline xmlns:a="http://schemas.openxmlformats.org/drawingml/2006/main" xmlns:pic="http://schemas.openxmlformats.org/drawingml/2006/picture">
-          <wp:extent cx="1417320" cy="380787"/>
-          <wp:docPr id="1" name="Picture 1" descr="Logotipo legado neuralmind.ai" title="Logotipo legado neuralmind.ai"/>
+          <wp:extent cx="1645920" cy="353564"/>
+          <wp:docPr id="1" name="Picture 1"/>
           <wp:cNvGraphicFramePr>
             <a:graphicFrameLocks noChangeAspect="1"/>
           </wp:cNvGraphicFramePr>
@@ -1086,7 +1086,7 @@
             <a:graphicData uri="http://schemas.openxmlformats.org/drawingml/2006/picture">
               <pic:pic>
                 <pic:nvPicPr>
-                  <pic:cNvPr id="0" name="neuralmind-legacy-color.png"/>
+                  <pic:cNvPr id="0" name="neuralmind-ai-purple.png"/>
                   <pic:cNvPicPr/>
                 </pic:nvPicPr>
                 <pic:blipFill>
@@ -1098,7 +1098,7 @@
                 <pic:spPr>
                   <a:xfrm>
                     <a:off x="0" y="0"/>
-                    <a:ext cx="1417320" cy="380787"/>
+                    <a:ext cx="1645920" cy="353564"/>
                   </a:xfrm>
                   <a:prstGeom prst="rect"/>
                 </pic:spPr>
@@ -1480,7 +1480,7 @@
       <w:spacing w:after="120" w:line="307" w:lineRule="auto"/>
     </w:pPr>
     <w:rPr>
-      <w:rFonts w:ascii="Arial" w:hAnsi="Arial" w:eastAsia="Arial" w:cs="Arial"/>
+      <w:rFonts w:ascii="Outfit" w:hAnsi="Outfit" w:eastAsia="Outfit" w:cs="Outfit"/>
       <w:b w:val="0"/>
       <w:i w:val="0"/>
       <w:color w:val="0F1108"/>
@@ -1547,7 +1547,7 @@
       <w:outlineLvl w:val="0"/>
     </w:pPr>
     <w:rPr>
-      <w:rFonts w:ascii="Arial" w:hAnsi="Arial" w:eastAsia="Arial" w:cs="Arial"/>
+      <w:rFonts w:ascii="Outfit" w:hAnsi="Outfit" w:eastAsia="Outfit" w:cs="Outfit"/>
       <w:b/>
       <w:bCs/>
       <w:i w:val="0"/>
@@ -1573,7 +1573,7 @@
       <w:outlineLvl w:val="1"/>
     </w:pPr>
     <w:rPr>
-      <w:rFonts w:ascii="Arial" w:hAnsi="Arial" w:eastAsia="Arial" w:cs="Arial"/>
+      <w:rFonts w:ascii="Outfit" w:hAnsi="Outfit" w:eastAsia="Outfit" w:cs="Outfit"/>
       <w:b/>
       <w:bCs/>
       <w:i w:val="0"/>
@@ -1599,7 +1599,7 @@
       <w:outlineLvl w:val="2"/>
     </w:pPr>
     <w:rPr>
-      <w:rFonts w:ascii="Arial" w:hAnsi="Arial" w:eastAsia="Arial" w:cs="Arial"/>
+      <w:rFonts w:ascii="Outfit" w:hAnsi="Outfit" w:eastAsia="Outfit" w:cs="Outfit"/>
       <w:b/>
       <w:bCs/>
       <w:i w:val="0"/>
@@ -1840,7 +1840,7 @@
       <w:contextualSpacing/>
     </w:pPr>
     <w:rPr>
-      <w:rFonts w:ascii="Arial" w:hAnsi="Arial" w:eastAsia="Arial" w:cs="Arial"/>
+      <w:rFonts w:ascii="Outfit" w:hAnsi="Outfit" w:eastAsia="Outfit" w:cs="Outfit"/>
       <w:b/>
       <w:i w:val="0"/>
       <w:color w:val="290241"/>
@@ -1880,7 +1880,7 @@
       <w:spacing w:after="320" w:line="300" w:lineRule="auto"/>
     </w:pPr>
     <w:rPr>
-      <w:rFonts w:ascii="Arial" w:hAnsi="Arial" w:eastAsia="Arial" w:cs="Arial"/>
+      <w:rFonts w:ascii="Outfit" w:hAnsi="Outfit" w:eastAsia="Outfit" w:cs="Outfit"/>
       <w:b w:val="0"/>
       <w:i w:val="0"/>
       <w:iCs/>
@@ -2027,7 +2027,7 @@
       <w:contextualSpacing/>
     </w:pPr>
     <w:rPr>
-      <w:rFonts w:ascii="Arial" w:hAnsi="Arial" w:eastAsia="Arial" w:cs="Arial"/>
+      <w:rFonts w:ascii="Outfit" w:hAnsi="Outfit" w:eastAsia="Outfit" w:cs="Outfit"/>
       <w:b w:val="0"/>
       <w:i w:val="0"/>
       <w:color w:val="0F1108"/>
@@ -2075,7 +2075,7 @@
       <w:contextualSpacing/>
     </w:pPr>
     <w:rPr>
-      <w:rFonts w:ascii="Arial" w:hAnsi="Arial" w:eastAsia="Arial" w:cs="Arial"/>
+      <w:rFonts w:ascii="Outfit" w:hAnsi="Outfit" w:eastAsia="Outfit" w:cs="Outfit"/>
       <w:b w:val="0"/>
       <w:i w:val="0"/>
       <w:color w:val="0F1108"/>
@@ -13203,7 +13203,7 @@
       <w:spacing w:after="120"/>
     </w:pPr>
     <w:rPr>
-      <w:rFonts w:ascii="Arial" w:hAnsi="Arial" w:eastAsia="Arial" w:cs="Arial"/>
+      <w:rFonts w:ascii="Outfit" w:hAnsi="Outfit" w:eastAsia="Outfit" w:cs="Outfit"/>
       <w:b/>
       <w:i w:val="0"/>
       <w:color w:val="9381FF"/>
@@ -13217,7 +13217,7 @@
       <w:spacing w:after="300" w:line="322" w:lineRule="auto"/>
     </w:pPr>
     <w:rPr>
-      <w:rFonts w:ascii="Arial" w:hAnsi="Arial" w:eastAsia="Arial" w:cs="Arial"/>
+      <w:rFonts w:ascii="Outfit" w:hAnsi="Outfit" w:eastAsia="Outfit" w:cs="Outfit"/>
       <w:b w:val="0"/>
       <w:i w:val="0"/>
       <w:color w:val="290241"/>
@@ -13231,7 +13231,7 @@
       <w:spacing w:before="160" w:after="240" w:line="312" w:lineRule="auto"/>
     </w:pPr>
     <w:rPr>
-      <w:rFonts w:ascii="Arial" w:hAnsi="Arial" w:eastAsia="Arial" w:cs="Arial"/>
+      <w:rFonts w:ascii="Outfit" w:hAnsi="Outfit" w:eastAsia="Outfit" w:cs="Outfit"/>
       <w:b w:val="0"/>
       <w:i w:val="0"/>
       <w:color w:val="290241"/>
@@ -13245,7 +13245,7 @@
       <w:spacing w:before="80" w:after="160"/>
     </w:pPr>
     <w:rPr>
-      <w:rFonts w:ascii="Arial" w:hAnsi="Arial" w:eastAsia="Arial" w:cs="Arial"/>
+      <w:rFonts w:ascii="Outfit" w:hAnsi="Outfit" w:eastAsia="Outfit" w:cs="Outfit"/>
       <w:b w:val="0"/>
       <w:i w:val="0"/>
       <w:color w:val="5C5861"/>
@@ -13260,7 +13260,7 @@
       <w:spacing w:before="200" w:after="200" w:line="300" w:lineRule="auto"/>
     </w:pPr>
     <w:rPr>
-      <w:rFonts w:ascii="Arial" w:hAnsi="Arial" w:eastAsia="Arial" w:cs="Arial"/>
+      <w:rFonts w:ascii="Outfit" w:hAnsi="Outfit" w:eastAsia="Outfit" w:cs="Outfit"/>
       <w:b w:val="0"/>
       <w:i w:val="0"/>
       <w:color w:val="290241"/>

--- a/dist/neuralmind-word-documents/assets/template.docx
+++ b/dist/neuralmind-word-documents/assets/template.docx
@@ -199,7 +199,7 @@
       <w:r>
         <w:rPr>
           <w:rFonts w:ascii="Outfit" w:hAnsi="Outfit" w:eastAsia="Outfit"/>
-          <w:i/>
+          <w:i w:val="0"/>
           <w:color w:val="5C5861"/>
           <w:sz w:val="17"/>
         </w:rPr>
@@ -1477,7 +1477,7 @@
     <w:rsid w:val="00FC693F"/>
     <w:pPr>
       <w:widowControl/>
-      <w:spacing w:after="120" w:line="307" w:lineRule="auto"/>
+      <w:spacing w:after="120" w:line="324" w:lineRule="auto"/>
     </w:pPr>
     <w:rPr>
       <w:rFonts w:ascii="Outfit" w:hAnsi="Outfit" w:eastAsia="Outfit" w:cs="Outfit"/>
@@ -1552,7 +1552,7 @@
       <w:bCs/>
       <w:i w:val="0"/>
       <w:color w:val="290241"/>
-      <w:sz w:val="35"/>
+      <w:sz w:val="32"/>
       <w:szCs w:val="28"/>
     </w:rPr>
   </w:style>
